--- a/Coding 2 - year/Unit 2 - Object-Oriented Programming/Daily Lesson Plans/Word/Day 13.docx
+++ b/Coding 2 - year/Unit 2 - Object-Oriented Programming/Daily Lesson Plans/Word/Day 13.docx
@@ -50,12 +50,15 @@
               </w:rPr>
               <w:t xml:space="preserve">Coding II — Full Year</w:t>
             </w:r>
-          </w:p>
-          <w:p>
-            <w:pPr>
-              <w:spacing w:before="40"/>
-              <w:jc w:val="center"/>
-            </w:pPr>
+            <w:r>
+              <w:rPr>
+                <w:rFonts w:ascii="Arial" w:cs="Arial" w:eastAsia="Arial" w:hAnsi="Arial"/>
+                <w:sz w:val="16"/>
+                <w:szCs w:val="16"/>
+              </w:rPr>
+              <w:br/>
+              <w:t xml:space="preserve"/>
+            </w:r>
             <w:r>
               <w:rPr>
                 <w:rFonts w:ascii="Arial" w:cs="Arial" w:eastAsia="Arial" w:hAnsi="Arial"/>
@@ -83,7 +86,7 @@
           <w:rFonts w:ascii="Arial" w:cs="Arial" w:eastAsia="Arial" w:hAnsi="Arial"/>
           <w:b/>
           <w:bCs/>
-          <w:color w:val="0D3B1F"/>
+          <w:color w:val="1B7A4A"/>
           <w:sz w:val="32"/>
           <w:szCs w:val="32"/>
         </w:rPr>
@@ -261,9 +264,9 @@
               <w:right w:val="single" w:color="CCCCCC" w:sz="1"/>
             </w:tcBorders>
             <w:tcMar>
-              <w:top w:type="dxa" w:w="60"/>
+              <w:top w:type="dxa" w:w="80"/>
               <w:left w:type="dxa" w:w="120"/>
-              <w:bottom w:type="dxa" w:w="60"/>
+              <w:bottom w:type="dxa" w:w="80"/>
               <w:right w:type="dxa" w:w="120"/>
             </w:tcMar>
           </w:tcPr>
@@ -290,20 +293,213 @@
               <w:right w:val="single" w:color="CCCCCC" w:sz="1"/>
             </w:tcBorders>
             <w:tcMar>
-              <w:top w:type="dxa" w:w="60"/>
+              <w:top w:type="dxa" w:w="80"/>
               <w:left w:type="dxa" w:w="120"/>
-              <w:bottom w:type="dxa" w:w="60"/>
+              <w:bottom w:type="dxa" w:w="80"/>
               <w:right w:type="dxa" w:w="120"/>
             </w:tcMar>
           </w:tcPr>
           <w:p>
-            <w:r>
-              <w:rPr>
-                <w:rFonts w:ascii="Arial" w:cs="Arial" w:eastAsia="Arial" w:hAnsi="Arial"/>
-                <w:sz w:val="20"/>
-                <w:szCs w:val="20"/>
+            <w:pPr>
+              <w:spacing w:after="80" w:before="80"/>
+            </w:pPr>
+            <w:r>
+              <w:rPr>
+                <w:rFonts w:ascii="Arial" w:cs="Arial" w:eastAsia="Arial" w:hAnsi="Arial"/>
+                <w:b/>
+                <w:bCs/>
+                <w:i w:val="false"/>
+                <w:iCs w:val="false"/>
+                <w:color w:val="000000"/>
+                <w:sz w:val="22"/>
+                <w:szCs w:val="22"/>
               </w:rPr>
               <w:t xml:space="preserve">Bell Ringer / Review</w:t>
+            </w:r>
+            <w:r>
+              <w:rPr>
+                <w:rFonts w:ascii="Arial" w:cs="Arial" w:eastAsia="Arial" w:hAnsi="Arial"/>
+                <w:sz w:val="20"/>
+                <w:szCs w:val="20"/>
+              </w:rPr>
+              <w:br/>
+              <w:t xml:space="preserve"/>
+            </w:r>
+            <w:r>
+              <w:rPr>
+                <w:rFonts w:ascii="Arial" w:cs="Arial" w:eastAsia="Arial" w:hAnsi="Arial"/>
+                <w:sz w:val="20"/>
+                <w:szCs w:val="20"/>
+              </w:rPr>
+              <w:br/>
+              <w:t xml:space="preserve"/>
+            </w:r>
+            <w:r>
+              <w:rPr>
+                <w:rFonts w:ascii="Arial" w:cs="Arial" w:eastAsia="Arial" w:hAnsi="Arial"/>
+                <w:b/>
+                <w:bCs/>
+                <w:i w:val="false"/>
+                <w:iCs w:val="false"/>
+                <w:color w:val="000000"/>
+                <w:sz w:val="20"/>
+                <w:szCs w:val="20"/>
+              </w:rPr>
+              <w:t xml:space="preserve">Quick Write </w:t>
+            </w:r>
+            <w:r>
+              <w:rPr>
+                <w:rFonts w:ascii="Arial" w:cs="Arial" w:eastAsia="Arial" w:hAnsi="Arial"/>
+                <w:b w:val="false"/>
+                <w:bCs w:val="false"/>
+                <w:i w:val="false"/>
+                <w:iCs w:val="false"/>
+                <w:color w:val="000000"/>
+                <w:sz w:val="20"/>
+                <w:szCs w:val="20"/>
+              </w:rPr>
+              <w:t xml:space="preserve">(3 min — written or verbal):</w:t>
+            </w:r>
+            <w:r>
+              <w:rPr>
+                <w:rFonts w:ascii="Arial" w:cs="Arial" w:eastAsia="Arial" w:hAnsi="Arial"/>
+                <w:sz w:val="20"/>
+                <w:szCs w:val="20"/>
+              </w:rPr>
+              <w:br/>
+              <w:t xml:space="preserve"/>
+            </w:r>
+            <w:r>
+              <w:rPr>
+                <w:rFonts w:ascii="Arial" w:cs="Arial" w:eastAsia="Arial" w:hAnsi="Arial"/>
+                <w:b w:val="false"/>
+                <w:bCs w:val="false"/>
+                <w:i w:val="false"/>
+                <w:iCs w:val="false"/>
+                <w:color w:val="000000"/>
+                <w:sz w:val="20"/>
+                <w:szCs w:val="20"/>
+              </w:rPr>
+              <w:t xml:space="preserve">    What do you already know about how to use multiple inheritance and understand the Method Resolution Order (MRO) in Python?</w:t>
+            </w:r>
+            <w:r>
+              <w:rPr>
+                <w:rFonts w:ascii="Arial" w:cs="Arial" w:eastAsia="Arial" w:hAnsi="Arial"/>
+                <w:sz w:val="20"/>
+                <w:szCs w:val="20"/>
+              </w:rPr>
+              <w:br/>
+              <w:t xml:space="preserve"/>
+            </w:r>
+            <w:r>
+              <w:rPr>
+                <w:rFonts w:ascii="Arial" w:cs="Arial" w:eastAsia="Arial" w:hAnsi="Arial"/>
+                <w:sz w:val="20"/>
+                <w:szCs w:val="20"/>
+              </w:rPr>
+              <w:br/>
+              <w:t xml:space="preserve"/>
+            </w:r>
+            <w:r>
+              <w:rPr>
+                <w:rFonts w:ascii="Arial" w:cs="Arial" w:eastAsia="Arial" w:hAnsi="Arial"/>
+                <w:b/>
+                <w:bCs/>
+                <w:i w:val="false"/>
+                <w:iCs w:val="false"/>
+                <w:color w:val="000000"/>
+                <w:sz w:val="20"/>
+                <w:szCs w:val="20"/>
+              </w:rPr>
+              <w:t xml:space="preserve">Vocabulary Preview — </w:t>
+            </w:r>
+            <w:r>
+              <w:rPr>
+                <w:rFonts w:ascii="Arial" w:cs="Arial" w:eastAsia="Arial" w:hAnsi="Arial"/>
+                <w:b w:val="false"/>
+                <w:bCs w:val="false"/>
+                <w:i w:val="false"/>
+                <w:iCs w:val="false"/>
+                <w:color w:val="000000"/>
+                <w:sz w:val="20"/>
+                <w:szCs w:val="20"/>
+              </w:rPr>
+              <w:t xml:space="preserve">terms we'll use today:</w:t>
+            </w:r>
+            <w:r>
+              <w:rPr>
+                <w:rFonts w:ascii="Arial" w:cs="Arial" w:eastAsia="Arial" w:hAnsi="Arial"/>
+                <w:sz w:val="20"/>
+                <w:szCs w:val="20"/>
+              </w:rPr>
+              <w:br/>
+              <w:t xml:space="preserve"/>
+            </w:r>
+            <w:r>
+              <w:rPr>
+                <w:rFonts w:ascii="Arial" w:cs="Arial" w:eastAsia="Arial" w:hAnsi="Arial"/>
+                <w:b w:val="false"/>
+                <w:bCs w:val="false"/>
+                <w:i w:val="false"/>
+                <w:iCs w:val="false"/>
+                <w:color w:val="000000"/>
+                <w:sz w:val="20"/>
+                <w:szCs w:val="20"/>
+              </w:rPr>
+              <w:t xml:space="preserve">    • Multiple Inheritance   •   Method Resolution Order (MRO)   •   Diamond Problem   •   Mixin Classes</w:t>
+            </w:r>
+            <w:r>
+              <w:rPr>
+                <w:rFonts w:ascii="Arial" w:cs="Arial" w:eastAsia="Arial" w:hAnsi="Arial"/>
+                <w:sz w:val="20"/>
+                <w:szCs w:val="20"/>
+              </w:rPr>
+              <w:br/>
+              <w:t xml:space="preserve"/>
+            </w:r>
+            <w:r>
+              <w:rPr>
+                <w:rFonts w:ascii="Arial" w:cs="Arial" w:eastAsia="Arial" w:hAnsi="Arial"/>
+                <w:sz w:val="20"/>
+                <w:szCs w:val="20"/>
+              </w:rPr>
+              <w:br/>
+              <w:t xml:space="preserve"/>
+            </w:r>
+            <w:r>
+              <w:rPr>
+                <w:rFonts w:ascii="Arial" w:cs="Arial" w:eastAsia="Arial" w:hAnsi="Arial"/>
+                <w:b w:val="false"/>
+                <w:bCs w:val="false"/>
+                <w:i/>
+                <w:iCs/>
+                <w:color w:val="444444"/>
+                <w:sz w:val="20"/>
+                <w:szCs w:val="20"/>
+              </w:rPr>
+              <w:t xml:space="preserve">Today's Goal: By the end of class you will be able to use multiple inheritance and understand the Method Resolution Order (MRO) in Python.</w:t>
+            </w:r>
+            <w:r>
+              <w:rPr>
+                <w:rFonts w:ascii="Arial" w:cs="Arial" w:eastAsia="Arial" w:hAnsi="Arial"/>
+                <w:sz w:val="20"/>
+                <w:szCs w:val="20"/>
+              </w:rPr>
+              <w:br/>
+              <w:t xml:space="preserve"/>
+            </w:r>
+            <w:r>
+              <w:rPr>
+                <w:rFonts w:ascii="Arial" w:cs="Arial" w:eastAsia="Arial" w:hAnsi="Arial"/>
+                <w:b w:val="false"/>
+                <w:bCs w:val="false"/>
+                <w:i/>
+                <w:iCs/>
+                <w:color w:val="555555"/>
+                <w:sz w:val="20"/>
+                <w:szCs w:val="20"/>
+              </w:rPr>
+              <w:t xml:space="preserve">→ Pair-share your response, then 2–3 students share with the class.</w:t>
             </w:r>
           </w:p>
         </w:tc>
@@ -319,9 +515,9 @@
               <w:right w:val="single" w:color="CCCCCC" w:sz="1"/>
             </w:tcBorders>
             <w:tcMar>
-              <w:top w:type="dxa" w:w="60"/>
+              <w:top w:type="dxa" w:w="80"/>
               <w:left w:type="dxa" w:w="120"/>
-              <w:bottom w:type="dxa" w:w="60"/>
+              <w:bottom w:type="dxa" w:w="80"/>
               <w:right w:type="dxa" w:w="120"/>
             </w:tcMar>
           </w:tcPr>
@@ -348,20 +544,261 @@
               <w:right w:val="single" w:color="CCCCCC" w:sz="1"/>
             </w:tcBorders>
             <w:tcMar>
-              <w:top w:type="dxa" w:w="60"/>
+              <w:top w:type="dxa" w:w="80"/>
               <w:left w:type="dxa" w:w="120"/>
-              <w:bottom w:type="dxa" w:w="60"/>
+              <w:bottom w:type="dxa" w:w="80"/>
               <w:right w:type="dxa" w:w="120"/>
             </w:tcMar>
           </w:tcPr>
           <w:p>
-            <w:r>
-              <w:rPr>
-                <w:rFonts w:ascii="Arial" w:cs="Arial" w:eastAsia="Arial" w:hAnsi="Arial"/>
-                <w:sz w:val="20"/>
-                <w:szCs w:val="20"/>
-              </w:rPr>
-              <w:t xml:space="preserve">Mini Lesson: Multiple Inheritance &amp; MRO</w:t>
+            <w:pPr>
+              <w:spacing w:after="80" w:before="80"/>
+            </w:pPr>
+            <w:r>
+              <w:rPr>
+                <w:rFonts w:ascii="Arial" w:cs="Arial" w:eastAsia="Arial" w:hAnsi="Arial"/>
+                <w:b/>
+                <w:bCs/>
+                <w:i w:val="false"/>
+                <w:iCs w:val="false"/>
+                <w:color w:val="000000"/>
+                <w:sz w:val="22"/>
+                <w:szCs w:val="22"/>
+              </w:rPr>
+              <w:t xml:space="preserve">Mini Lesson: </w:t>
+            </w:r>
+            <w:r>
+              <w:rPr>
+                <w:rFonts w:ascii="Arial" w:cs="Arial" w:eastAsia="Arial" w:hAnsi="Arial"/>
+                <w:b w:val="false"/>
+                <w:bCs w:val="false"/>
+                <w:i w:val="false"/>
+                <w:iCs w:val="false"/>
+                <w:color w:val="000000"/>
+                <w:sz w:val="22"/>
+                <w:szCs w:val="22"/>
+              </w:rPr>
+              <w:t xml:space="preserve">Multiple Inheritance &amp; MRO</w:t>
+            </w:r>
+            <w:r>
+              <w:rPr>
+                <w:rFonts w:ascii="Arial" w:cs="Arial" w:eastAsia="Arial" w:hAnsi="Arial"/>
+                <w:sz w:val="20"/>
+                <w:szCs w:val="20"/>
+              </w:rPr>
+              <w:br/>
+              <w:t xml:space="preserve"/>
+            </w:r>
+            <w:r>
+              <w:rPr>
+                <w:rFonts w:ascii="Arial" w:cs="Arial" w:eastAsia="Arial" w:hAnsi="Arial"/>
+                <w:sz w:val="20"/>
+                <w:szCs w:val="20"/>
+              </w:rPr>
+              <w:br/>
+              <w:t xml:space="preserve"/>
+            </w:r>
+            <w:r>
+              <w:rPr>
+                <w:rFonts w:ascii="Arial" w:cs="Arial" w:eastAsia="Arial" w:hAnsi="Arial"/>
+                <w:b/>
+                <w:bCs/>
+                <w:i/>
+                <w:iCs/>
+                <w:color w:val="000000"/>
+                <w:sz w:val="20"/>
+                <w:szCs w:val="20"/>
+              </w:rPr>
+              <w:t xml:space="preserve">Learning Target: </w:t>
+            </w:r>
+            <w:r>
+              <w:rPr>
+                <w:rFonts w:ascii="Arial" w:cs="Arial" w:eastAsia="Arial" w:hAnsi="Arial"/>
+                <w:b w:val="false"/>
+                <w:bCs w:val="false"/>
+                <w:i/>
+                <w:iCs/>
+                <w:color w:val="333333"/>
+                <w:sz w:val="20"/>
+                <w:szCs w:val="20"/>
+              </w:rPr>
+              <w:t xml:space="preserve">I can use multiple inheritance and understand the Method Resolution Order (MRO) in Python.</w:t>
+            </w:r>
+            <w:r>
+              <w:rPr>
+                <w:rFonts w:ascii="Arial" w:cs="Arial" w:eastAsia="Arial" w:hAnsi="Arial"/>
+                <w:sz w:val="20"/>
+                <w:szCs w:val="20"/>
+              </w:rPr>
+              <w:br/>
+              <w:t xml:space="preserve"/>
+            </w:r>
+            <w:r>
+              <w:rPr>
+                <w:rFonts w:ascii="Arial" w:cs="Arial" w:eastAsia="Arial" w:hAnsi="Arial"/>
+                <w:sz w:val="20"/>
+                <w:szCs w:val="20"/>
+              </w:rPr>
+              <w:br/>
+              <w:t xml:space="preserve"/>
+            </w:r>
+            <w:r>
+              <w:rPr>
+                <w:rFonts w:ascii="Arial" w:cs="Arial" w:eastAsia="Arial" w:hAnsi="Arial"/>
+                <w:b w:val="false"/>
+                <w:bCs w:val="false"/>
+                <w:i w:val="false"/>
+                <w:iCs w:val="false"/>
+                <w:color w:val="000000"/>
+                <w:sz w:val="20"/>
+                <w:szCs w:val="20"/>
+              </w:rPr>
+              <w:t xml:space="preserve">Multiple Inheritance: A class can inherit from more than one parent class, combining attributes and methods from all parents.</w:t>
+            </w:r>
+            <w:r>
+              <w:rPr>
+                <w:rFonts w:ascii="Arial" w:cs="Arial" w:eastAsia="Arial" w:hAnsi="Arial"/>
+                <w:sz w:val="20"/>
+                <w:szCs w:val="20"/>
+              </w:rPr>
+              <w:br/>
+              <w:t xml:space="preserve"/>
+            </w:r>
+            <w:r>
+              <w:rPr>
+                <w:rFonts w:ascii="Arial" w:cs="Arial" w:eastAsia="Arial" w:hAnsi="Arial"/>
+                <w:b w:val="false"/>
+                <w:bCs w:val="false"/>
+                <w:i w:val="false"/>
+                <w:iCs w:val="false"/>
+                <w:color w:val="000000"/>
+                <w:sz w:val="20"/>
+                <w:szCs w:val="20"/>
+              </w:rPr>
+              <w:t xml:space="preserve">Method Resolution Order (MRO): The order in which Python looks for methods in a hierarchy of classes. Uses C3 Linearization algorithm.</w:t>
+            </w:r>
+            <w:r>
+              <w:rPr>
+                <w:rFonts w:ascii="Arial" w:cs="Arial" w:eastAsia="Arial" w:hAnsi="Arial"/>
+                <w:sz w:val="20"/>
+                <w:szCs w:val="20"/>
+              </w:rPr>
+              <w:br/>
+              <w:t xml:space="preserve"/>
+            </w:r>
+            <w:r>
+              <w:rPr>
+                <w:rFonts w:ascii="Arial" w:cs="Arial" w:eastAsia="Arial" w:hAnsi="Arial"/>
+                <w:sz w:val="20"/>
+                <w:szCs w:val="20"/>
+              </w:rPr>
+              <w:br/>
+              <w:t xml:space="preserve"/>
+            </w:r>
+            <w:r>
+              <w:rPr>
+                <w:rFonts w:ascii="Arial" w:cs="Arial" w:eastAsia="Arial" w:hAnsi="Arial"/>
+                <w:b/>
+                <w:bCs/>
+                <w:i w:val="false"/>
+                <w:iCs w:val="false"/>
+                <w:color w:val="000000"/>
+                <w:sz w:val="20"/>
+                <w:szCs w:val="20"/>
+              </w:rPr>
+              <w:t xml:space="preserve">Vocabulary: </w:t>
+            </w:r>
+            <w:r>
+              <w:rPr>
+                <w:rFonts w:ascii="Arial" w:cs="Arial" w:eastAsia="Arial" w:hAnsi="Arial"/>
+                <w:b w:val="false"/>
+                <w:bCs w:val="false"/>
+                <w:i w:val="false"/>
+                <w:iCs w:val="false"/>
+                <w:color w:val="000000"/>
+                <w:sz w:val="20"/>
+                <w:szCs w:val="20"/>
+              </w:rPr>
+              <w:t xml:space="preserve">Multiple Inheritance, Method Resolution Order (MRO), Diamond Problem, Mixin Classes</w:t>
+            </w:r>
+            <w:r>
+              <w:rPr>
+                <w:rFonts w:ascii="Arial" w:cs="Arial" w:eastAsia="Arial" w:hAnsi="Arial"/>
+                <w:sz w:val="20"/>
+                <w:szCs w:val="20"/>
+              </w:rPr>
+              <w:br/>
+              <w:t xml:space="preserve"/>
+            </w:r>
+            <w:r>
+              <w:rPr>
+                <w:rFonts w:ascii="Arial" w:cs="Arial" w:eastAsia="Arial" w:hAnsi="Arial"/>
+                <w:sz w:val="20"/>
+                <w:szCs w:val="20"/>
+              </w:rPr>
+              <w:br/>
+              <w:t xml:space="preserve"/>
+            </w:r>
+            <w:r>
+              <w:rPr>
+                <w:rFonts w:ascii="Arial" w:cs="Arial" w:eastAsia="Arial" w:hAnsi="Arial"/>
+                <w:b/>
+                <w:bCs/>
+                <w:i/>
+                <w:iCs/>
+                <w:color w:val="555555"/>
+                <w:sz w:val="20"/>
+                <w:szCs w:val="20"/>
+              </w:rPr>
+              <w:t xml:space="preserve">→ Live Demo — </w:t>
+            </w:r>
+            <w:r>
+              <w:rPr>
+                <w:rFonts w:ascii="Arial" w:cs="Arial" w:eastAsia="Arial" w:hAnsi="Arial"/>
+                <w:b w:val="false"/>
+                <w:bCs w:val="false"/>
+                <w:i/>
+                <w:iCs/>
+                <w:color w:val="555555"/>
+                <w:sz w:val="20"/>
+                <w:szCs w:val="20"/>
+              </w:rPr>
+              <w:t xml:space="preserve">type examples as students follow along in their own editor.</w:t>
+            </w:r>
+            <w:r>
+              <w:rPr>
+                <w:rFonts w:ascii="Arial" w:cs="Arial" w:eastAsia="Arial" w:hAnsi="Arial"/>
+                <w:sz w:val="20"/>
+                <w:szCs w:val="20"/>
+              </w:rPr>
+              <w:br/>
+              <w:t xml:space="preserve"/>
+            </w:r>
+            <w:r>
+              <w:rPr>
+                <w:rFonts w:ascii="Arial" w:cs="Arial" w:eastAsia="Arial" w:hAnsi="Arial"/>
+                <w:b/>
+                <w:bCs/>
+                <w:i/>
+                <w:iCs/>
+                <w:color w:val="555555"/>
+                <w:sz w:val="20"/>
+                <w:szCs w:val="20"/>
+              </w:rPr>
+              <w:t xml:space="preserve">→ Check for Understanding: </w:t>
+            </w:r>
+            <w:r>
+              <w:rPr>
+                <w:rFonts w:ascii="Arial" w:cs="Arial" w:eastAsia="Arial" w:hAnsi="Arial"/>
+                <w:b w:val="false"/>
+                <w:bCs w:val="false"/>
+                <w:i/>
+                <w:iCs/>
+                <w:color w:val="555555"/>
+                <w:sz w:val="20"/>
+                <w:szCs w:val="20"/>
+              </w:rPr>
+              <w:t xml:space="preserve">pause and cold-call: “Can someone explain what we just did in their own words?”</w:t>
             </w:r>
           </w:p>
         </w:tc>
@@ -377,9 +814,9 @@
               <w:right w:val="single" w:color="CCCCCC" w:sz="1"/>
             </w:tcBorders>
             <w:tcMar>
-              <w:top w:type="dxa" w:w="60"/>
+              <w:top w:type="dxa" w:w="80"/>
               <w:left w:type="dxa" w:w="120"/>
-              <w:bottom w:type="dxa" w:w="60"/>
+              <w:bottom w:type="dxa" w:w="80"/>
               <w:right w:type="dxa" w:w="120"/>
             </w:tcMar>
           </w:tcPr>
@@ -406,20 +843,90 @@
               <w:right w:val="single" w:color="CCCCCC" w:sz="1"/>
             </w:tcBorders>
             <w:tcMar>
-              <w:top w:type="dxa" w:w="60"/>
+              <w:top w:type="dxa" w:w="80"/>
               <w:left w:type="dxa" w:w="120"/>
-              <w:bottom w:type="dxa" w:w="60"/>
+              <w:bottom w:type="dxa" w:w="80"/>
               <w:right w:type="dxa" w:w="120"/>
             </w:tcMar>
           </w:tcPr>
           <w:p>
-            <w:r>
-              <w:rPr>
-                <w:rFonts w:ascii="Arial" w:cs="Arial" w:eastAsia="Arial" w:hAnsi="Arial"/>
-                <w:sz w:val="20"/>
-                <w:szCs w:val="20"/>
+            <w:pPr>
+              <w:spacing w:after="80" w:before="80"/>
+            </w:pPr>
+            <w:r>
+              <w:rPr>
+                <w:rFonts w:ascii="Arial" w:cs="Arial" w:eastAsia="Arial" w:hAnsi="Arial"/>
+                <w:b/>
+                <w:bCs/>
+                <w:i w:val="false"/>
+                <w:iCs w:val="false"/>
+                <w:color w:val="000000"/>
+                <w:sz w:val="22"/>
+                <w:szCs w:val="22"/>
               </w:rPr>
               <w:t xml:space="preserve">Guided Practice</w:t>
+            </w:r>
+            <w:r>
+              <w:rPr>
+                <w:rFonts w:ascii="Arial" w:cs="Arial" w:eastAsia="Arial" w:hAnsi="Arial"/>
+                <w:sz w:val="20"/>
+                <w:szCs w:val="20"/>
+              </w:rPr>
+              <w:br/>
+              <w:t xml:space="preserve"/>
+            </w:r>
+            <w:r>
+              <w:rPr>
+                <w:rFonts w:ascii="Arial" w:cs="Arial" w:eastAsia="Arial" w:hAnsi="Arial"/>
+                <w:sz w:val="20"/>
+                <w:szCs w:val="20"/>
+              </w:rPr>
+              <w:br/>
+              <w:t xml:space="preserve"/>
+            </w:r>
+            <w:r>
+              <w:rPr>
+                <w:rFonts w:ascii="Arial" w:cs="Arial" w:eastAsia="Arial" w:hAnsi="Arial"/>
+                <w:b w:val="false"/>
+                <w:bCs w:val="false"/>
+                <w:i w:val="false"/>
+                <w:iCs w:val="false"/>
+                <w:color w:val="000000"/>
+                <w:sz w:val="20"/>
+                <w:szCs w:val="20"/>
+              </w:rPr>
+              <w:t xml:space="preserve">Activity: Create a Multimedia Player</w:t>
+            </w:r>
+            <w:r>
+              <w:rPr>
+                <w:rFonts w:ascii="Arial" w:cs="Arial" w:eastAsia="Arial" w:hAnsi="Arial"/>
+                <w:sz w:val="20"/>
+                <w:szCs w:val="20"/>
+              </w:rPr>
+              <w:br/>
+              <w:t xml:space="preserve"/>
+            </w:r>
+            <w:r>
+              <w:rPr>
+                <w:rFonts w:ascii="Arial" w:cs="Arial" w:eastAsia="Arial" w:hAnsi="Arial"/>
+                <w:sz w:val="20"/>
+                <w:szCs w:val="20"/>
+              </w:rPr>
+              <w:br/>
+              <w:t xml:space="preserve"/>
+            </w:r>
+            <w:r>
+              <w:rPr>
+                <w:rFonts w:ascii="Arial" w:cs="Arial" w:eastAsia="Arial" w:hAnsi="Arial"/>
+                <w:b w:val="false"/>
+                <w:bCs w:val="false"/>
+                <w:i/>
+                <w:iCs/>
+                <w:color w:val="555555"/>
+                <w:sz w:val="20"/>
+                <w:szCs w:val="20"/>
+              </w:rPr>
+              <w:t xml:space="preserve">→ Teacher models — students try alongside, then compare results.</w:t>
             </w:r>
           </w:p>
         </w:tc>
@@ -435,9 +942,9 @@
               <w:right w:val="single" w:color="CCCCCC" w:sz="1"/>
             </w:tcBorders>
             <w:tcMar>
-              <w:top w:type="dxa" w:w="60"/>
+              <w:top w:type="dxa" w:w="80"/>
               <w:left w:type="dxa" w:w="120"/>
-              <w:bottom w:type="dxa" w:w="60"/>
+              <w:bottom w:type="dxa" w:w="80"/>
               <w:right w:type="dxa" w:w="120"/>
             </w:tcMar>
           </w:tcPr>
@@ -450,7 +957,7 @@
                 <w:sz w:val="20"/>
                 <w:szCs w:val="20"/>
               </w:rPr>
-              <w:t xml:space="preserve">15-20 min</w:t>
+              <w:t xml:space="preserve">15–20 min</w:t>
             </w:r>
           </w:p>
         </w:tc>
@@ -464,20 +971,164 @@
               <w:right w:val="single" w:color="CCCCCC" w:sz="1"/>
             </w:tcBorders>
             <w:tcMar>
-              <w:top w:type="dxa" w:w="60"/>
+              <w:top w:type="dxa" w:w="80"/>
               <w:left w:type="dxa" w:w="120"/>
-              <w:bottom w:type="dxa" w:w="60"/>
+              <w:bottom w:type="dxa" w:w="80"/>
               <w:right w:type="dxa" w:w="120"/>
             </w:tcMar>
           </w:tcPr>
           <w:p>
-            <w:r>
-              <w:rPr>
-                <w:rFonts w:ascii="Arial" w:cs="Arial" w:eastAsia="Arial" w:hAnsi="Arial"/>
-                <w:sz w:val="20"/>
-                <w:szCs w:val="20"/>
+            <w:pPr>
+              <w:spacing w:after="80" w:before="80"/>
+            </w:pPr>
+            <w:r>
+              <w:rPr>
+                <w:rFonts w:ascii="Arial" w:cs="Arial" w:eastAsia="Arial" w:hAnsi="Arial"/>
+                <w:b/>
+                <w:bCs/>
+                <w:i w:val="false"/>
+                <w:iCs w:val="false"/>
+                <w:color w:val="000000"/>
+                <w:sz w:val="22"/>
+                <w:szCs w:val="22"/>
               </w:rPr>
               <w:t xml:space="preserve">Independent Practice / Code Along</w:t>
+            </w:r>
+            <w:r>
+              <w:rPr>
+                <w:rFonts w:ascii="Arial" w:cs="Arial" w:eastAsia="Arial" w:hAnsi="Arial"/>
+                <w:sz w:val="20"/>
+                <w:szCs w:val="20"/>
+              </w:rPr>
+              <w:br/>
+              <w:t xml:space="preserve"/>
+            </w:r>
+            <w:r>
+              <w:rPr>
+                <w:rFonts w:ascii="Arial" w:cs="Arial" w:eastAsia="Arial" w:hAnsi="Arial"/>
+                <w:b/>
+                <w:bCs/>
+                <w:i w:val="false"/>
+                <w:iCs w:val="false"/>
+                <w:color w:val="000000"/>
+                <w:sz w:val="20"/>
+                <w:szCs w:val="20"/>
+              </w:rPr>
+              <w:t xml:space="preserve">    Beginner: </w:t>
+            </w:r>
+            <w:r>
+              <w:rPr>
+                <w:rFonts w:ascii="Arial" w:cs="Arial" w:eastAsia="Arial" w:hAnsi="Arial"/>
+                <w:b w:val="false"/>
+                <w:bCs w:val="false"/>
+                <w:i w:val="false"/>
+                <w:iCs w:val="false"/>
+                <w:color w:val="000000"/>
+                <w:sz w:val="20"/>
+                <w:szCs w:val="20"/>
+              </w:rPr>
+              <w:t xml:space="preserve">Create Reader and Writer classes with their methods. Create Editor(Reader, Writer) that inherits both. Demonstrate both methods work.…</w:t>
+            </w:r>
+            <w:r>
+              <w:rPr>
+                <w:rFonts w:ascii="Arial" w:cs="Arial" w:eastAsia="Arial" w:hAnsi="Arial"/>
+                <w:sz w:val="20"/>
+                <w:szCs w:val="20"/>
+              </w:rPr>
+              <w:br/>
+              <w:t xml:space="preserve"/>
+            </w:r>
+            <w:r>
+              <w:rPr>
+                <w:rFonts w:ascii="Arial" w:cs="Arial" w:eastAsia="Arial" w:hAnsi="Arial"/>
+                <w:b/>
+                <w:bCs/>
+                <w:i w:val="false"/>
+                <w:iCs w:val="false"/>
+                <w:color w:val="000000"/>
+                <w:sz w:val="20"/>
+                <w:szCs w:val="20"/>
+              </w:rPr>
+              <w:t xml:space="preserve">    Intermediate: </w:t>
+            </w:r>
+            <w:r>
+              <w:rPr>
+                <w:rFonts w:ascii="Arial" w:cs="Arial" w:eastAsia="Arial" w:hAnsi="Arial"/>
+                <w:b w:val="false"/>
+                <w:bCs w:val="false"/>
+                <w:i w:val="false"/>
+                <w:iCs w:val="false"/>
+                <w:color w:val="000000"/>
+                <w:sz w:val="20"/>
+                <w:szCs w:val="20"/>
+              </w:rPr>
+              <w:t xml:space="preserve">Create Comparable with comparison methods and Displayable with display methods. Create Person class that inherits from both.</w:t>
+            </w:r>
+            <w:r>
+              <w:rPr>
+                <w:rFonts w:ascii="Arial" w:cs="Arial" w:eastAsia="Arial" w:hAnsi="Arial"/>
+                <w:sz w:val="20"/>
+                <w:szCs w:val="20"/>
+              </w:rPr>
+              <w:br/>
+              <w:t xml:space="preserve"/>
+            </w:r>
+            <w:r>
+              <w:rPr>
+                <w:rFonts w:ascii="Arial" w:cs="Arial" w:eastAsia="Arial" w:hAnsi="Arial"/>
+                <w:b/>
+                <w:bCs/>
+                <w:i w:val="false"/>
+                <w:iCs w:val="false"/>
+                <w:color w:val="000000"/>
+                <w:sz w:val="20"/>
+                <w:szCs w:val="20"/>
+              </w:rPr>
+              <w:t xml:space="preserve">    Challenge: </w:t>
+            </w:r>
+            <w:r>
+              <w:rPr>
+                <w:rFonts w:ascii="Arial" w:cs="Arial" w:eastAsia="Arial" w:hAnsi="Arial"/>
+                <w:b w:val="false"/>
+                <w:bCs w:val="false"/>
+                <w:i w:val="false"/>
+                <w:iCs w:val="false"/>
+                <w:color w:val="000000"/>
+                <w:sz w:val="20"/>
+                <w:szCs w:val="20"/>
+              </w:rPr>
+              <w:t xml:space="preserve">Create a 4-level hierarchy with Diamond inheritance pattern. Verify MRO is correct and super() works properly.</w:t>
+            </w:r>
+            <w:r>
+              <w:rPr>
+                <w:rFonts w:ascii="Arial" w:cs="Arial" w:eastAsia="Arial" w:hAnsi="Arial"/>
+                <w:sz w:val="20"/>
+                <w:szCs w:val="20"/>
+              </w:rPr>
+              <w:br/>
+              <w:t xml:space="preserve"/>
+            </w:r>
+            <w:r>
+              <w:rPr>
+                <w:rFonts w:ascii="Arial" w:cs="Arial" w:eastAsia="Arial" w:hAnsi="Arial"/>
+                <w:sz w:val="20"/>
+                <w:szCs w:val="20"/>
+              </w:rPr>
+              <w:br/>
+              <w:t xml:space="preserve"/>
+            </w:r>
+            <w:r>
+              <w:rPr>
+                <w:rFonts w:ascii="Arial" w:cs="Arial" w:eastAsia="Arial" w:hAnsi="Arial"/>
+                <w:b w:val="false"/>
+                <w:bCs w:val="false"/>
+                <w:i/>
+                <w:iCs/>
+                <w:color w:val="555555"/>
+                <w:sz w:val="20"/>
+                <w:szCs w:val="20"/>
+              </w:rPr>
+              <w:t xml:space="preserve">→ Teacher circulates — offer hints, check for understanding.</w:t>
             </w:r>
           </w:p>
         </w:tc>
@@ -493,9 +1144,9 @@
               <w:right w:val="single" w:color="CCCCCC" w:sz="1"/>
             </w:tcBorders>
             <w:tcMar>
-              <w:top w:type="dxa" w:w="60"/>
+              <w:top w:type="dxa" w:w="80"/>
               <w:left w:type="dxa" w:w="120"/>
-              <w:bottom w:type="dxa" w:w="60"/>
+              <w:bottom w:type="dxa" w:w="80"/>
               <w:right w:type="dxa" w:w="120"/>
             </w:tcMar>
           </w:tcPr>
@@ -522,20 +1173,90 @@
               <w:right w:val="single" w:color="CCCCCC" w:sz="1"/>
             </w:tcBorders>
             <w:tcMar>
-              <w:top w:type="dxa" w:w="60"/>
+              <w:top w:type="dxa" w:w="80"/>
               <w:left w:type="dxa" w:w="120"/>
-              <w:bottom w:type="dxa" w:w="60"/>
+              <w:bottom w:type="dxa" w:w="80"/>
               <w:right w:type="dxa" w:w="120"/>
             </w:tcMar>
           </w:tcPr>
           <w:p>
-            <w:r>
-              <w:rPr>
-                <w:rFonts w:ascii="Arial" w:cs="Arial" w:eastAsia="Arial" w:hAnsi="Arial"/>
-                <w:sz w:val="20"/>
-                <w:szCs w:val="20"/>
+            <w:pPr>
+              <w:spacing w:after="80" w:before="80"/>
+            </w:pPr>
+            <w:r>
+              <w:rPr>
+                <w:rFonts w:ascii="Arial" w:cs="Arial" w:eastAsia="Arial" w:hAnsi="Arial"/>
+                <w:b/>
+                <w:bCs/>
+                <w:i w:val="false"/>
+                <w:iCs w:val="false"/>
+                <w:color w:val="000000"/>
+                <w:sz w:val="22"/>
+                <w:szCs w:val="22"/>
               </w:rPr>
               <w:t xml:space="preserve">Exit Ticket / Wrap-Up</w:t>
+            </w:r>
+            <w:r>
+              <w:rPr>
+                <w:rFonts w:ascii="Arial" w:cs="Arial" w:eastAsia="Arial" w:hAnsi="Arial"/>
+                <w:sz w:val="20"/>
+                <w:szCs w:val="20"/>
+              </w:rPr>
+              <w:br/>
+              <w:t xml:space="preserve"/>
+            </w:r>
+            <w:r>
+              <w:rPr>
+                <w:rFonts w:ascii="Arial" w:cs="Arial" w:eastAsia="Arial" w:hAnsi="Arial"/>
+                <w:sz w:val="20"/>
+                <w:szCs w:val="20"/>
+              </w:rPr>
+              <w:br/>
+              <w:t xml:space="preserve"/>
+            </w:r>
+            <w:r>
+              <w:rPr>
+                <w:rFonts w:ascii="Arial" w:cs="Arial" w:eastAsia="Arial" w:hAnsi="Arial"/>
+                <w:b w:val="false"/>
+                <w:bCs w:val="false"/>
+                <w:i w:val="false"/>
+                <w:iCs w:val="false"/>
+                <w:color w:val="000000"/>
+                <w:sz w:val="20"/>
+                <w:szCs w:val="20"/>
+              </w:rPr>
+              <w:t xml:space="preserve">Quick Check: Use multiple inheritance and understand the Method Resolution Order (MRO) in Python?</w:t>
+            </w:r>
+            <w:r>
+              <w:rPr>
+                <w:rFonts w:ascii="Arial" w:cs="Arial" w:eastAsia="Arial" w:hAnsi="Arial"/>
+                <w:sz w:val="20"/>
+                <w:szCs w:val="20"/>
+              </w:rPr>
+              <w:br/>
+              <w:t xml:space="preserve"/>
+            </w:r>
+            <w:r>
+              <w:rPr>
+                <w:rFonts w:ascii="Arial" w:cs="Arial" w:eastAsia="Arial" w:hAnsi="Arial"/>
+                <w:sz w:val="20"/>
+                <w:szCs w:val="20"/>
+              </w:rPr>
+              <w:br/>
+              <w:t xml:space="preserve"/>
+            </w:r>
+            <w:r>
+              <w:rPr>
+                <w:rFonts w:ascii="Arial" w:cs="Arial" w:eastAsia="Arial" w:hAnsi="Arial"/>
+                <w:b w:val="false"/>
+                <w:bCs w:val="false"/>
+                <w:i/>
+                <w:iCs/>
+                <w:color w:val="555555"/>
+                <w:sz w:val="20"/>
+                <w:szCs w:val="20"/>
+              </w:rPr>
+              <w:t xml:space="preserve">→ 3–2–1: Name 3 things learned, 2 new vocab words, 1 question you still have.</w:t>
             </w:r>
           </w:p>
         </w:tc>
@@ -684,19 +1405,6 @@
                 <w:sz w:val="18"/>
                 <w:szCs w:val="18"/>
               </w:rPr>
-              <w:t xml:space="preserve"># Simple multiple inheritance</w:t>
-            </w:r>
-          </w:p>
-          <w:p>
-            <w:pPr>
-              <w:spacing w:after="20"/>
-            </w:pPr>
-            <w:r>
-              <w:rPr>
-                <w:rFonts w:ascii="Courier New" w:cs="Courier New" w:eastAsia="Courier New" w:hAnsi="Courier New"/>
-                <w:sz w:val="18"/>
-                <w:szCs w:val="18"/>
-              </w:rPr>
               <w:t xml:space="preserve">class Swimmer:</w:t>
             </w:r>
           </w:p>
@@ -918,7 +1626,7 @@
                 <w:sz w:val="18"/>
                 <w:szCs w:val="18"/>
               </w:rPr>
-              <w:t xml:space="preserve"># MRO example</w:t>
+              <w:t xml:space="preserve"> </w:t>
             </w:r>
           </w:p>
           <w:p>
@@ -1178,7 +1886,7 @@
                 <w:sz w:val="18"/>
                 <w:szCs w:val="18"/>
               </w:rPr>
-              <w:t xml:space="preserve"># Check MRO</w:t>
+              <w:t xml:space="preserve"> </w:t>
             </w:r>
           </w:p>
           <w:p>
@@ -1204,33 +1912,33 @@
                 <w:sz w:val="18"/>
                 <w:szCs w:val="18"/>
               </w:rPr>
-              <w:t xml:space="preserve"># (&lt;class 'D'&gt;, &lt;class 'B'&gt;, &lt;class 'C'&gt;, &lt;class 'A'&gt;, &lt;class 'object'&gt;)</w:t>
-            </w:r>
-          </w:p>
-          <w:p>
-            <w:pPr>
-              <w:spacing w:after="20"/>
-            </w:pPr>
-            <w:r>
-              <w:rPr>
-                <w:rFonts w:ascii="Courier New" w:cs="Courier New" w:eastAsia="Courier New" w:hAnsi="Courier New"/>
-                <w:sz w:val="18"/>
-                <w:szCs w:val="18"/>
-              </w:rPr>
-              <w:t xml:space="preserve"> </w:t>
-            </w:r>
-          </w:p>
-          <w:p>
-            <w:pPr>
-              <w:spacing w:after="20"/>
-            </w:pPr>
-            <w:r>
-              <w:rPr>
-                <w:rFonts w:ascii="Courier New" w:cs="Courier New" w:eastAsia="Courier New" w:hAnsi="Courier New"/>
-                <w:sz w:val="18"/>
-                <w:szCs w:val="18"/>
-              </w:rPr>
-              <w:t xml:space="preserve"># Practical multiple inheritance example</w:t>
+              <w:t xml:space="preserve"> </w:t>
+            </w:r>
+          </w:p>
+          <w:p>
+            <w:pPr>
+              <w:spacing w:after="20"/>
+            </w:pPr>
+            <w:r>
+              <w:rPr>
+                <w:rFonts w:ascii="Courier New" w:cs="Courier New" w:eastAsia="Courier New" w:hAnsi="Courier New"/>
+                <w:sz w:val="18"/>
+                <w:szCs w:val="18"/>
+              </w:rPr>
+              <w:t xml:space="preserve"> </w:t>
+            </w:r>
+          </w:p>
+          <w:p>
+            <w:pPr>
+              <w:spacing w:after="20"/>
+            </w:pPr>
+            <w:r>
+              <w:rPr>
+                <w:rFonts w:ascii="Courier New" w:cs="Courier New" w:eastAsia="Courier New" w:hAnsi="Courier New"/>
+                <w:sz w:val="18"/>
+                <w:szCs w:val="18"/>
+              </w:rPr>
+              <w:t xml:space="preserve"> </w:t>
             </w:r>
           </w:p>
           <w:p>
@@ -1529,7 +2237,7 @@
                 <w:sz w:val="18"/>
                 <w:szCs w:val="18"/>
               </w:rPr>
-              <w:t xml:space="preserve"># Mixin classes for functionality</w:t>
+              <w:t xml:space="preserve"> </w:t>
             </w:r>
           </w:p>
           <w:p>
@@ -1867,33 +2575,33 @@
                 <w:sz w:val="18"/>
                 <w:szCs w:val="18"/>
               </w:rPr>
-              <w:t xml:space="preserve"># name: Alice</w:t>
-            </w:r>
-          </w:p>
-          <w:p>
-            <w:pPr>
-              <w:spacing w:after="20"/>
-            </w:pPr>
-            <w:r>
-              <w:rPr>
-                <w:rFonts w:ascii="Courier New" w:cs="Courier New" w:eastAsia="Courier New" w:hAnsi="Courier New"/>
-                <w:sz w:val="18"/>
-                <w:szCs w:val="18"/>
-              </w:rPr>
-              <w:t xml:space="preserve"># age: 30</w:t>
-            </w:r>
-          </w:p>
-          <w:p>
-            <w:pPr>
-              <w:spacing w:after="20"/>
-            </w:pPr>
-            <w:r>
-              <w:rPr>
-                <w:rFonts w:ascii="Courier New" w:cs="Courier New" w:eastAsia="Courier New" w:hAnsi="Courier New"/>
-                <w:sz w:val="18"/>
-                <w:szCs w:val="18"/>
-              </w:rPr>
-              <w:t xml:space="preserve"># employee_id: E001</w:t>
+              <w:t xml:space="preserve"> </w:t>
+            </w:r>
+          </w:p>
+          <w:p>
+            <w:pPr>
+              <w:spacing w:after="20"/>
+            </w:pPr>
+            <w:r>
+              <w:rPr>
+                <w:rFonts w:ascii="Courier New" w:cs="Courier New" w:eastAsia="Courier New" w:hAnsi="Courier New"/>
+                <w:sz w:val="18"/>
+                <w:szCs w:val="18"/>
+              </w:rPr>
+              <w:t xml:space="preserve"> </w:t>
+            </w:r>
+          </w:p>
+          <w:p>
+            <w:pPr>
+              <w:spacing w:after="20"/>
+            </w:pPr>
+            <w:r>
+              <w:rPr>
+                <w:rFonts w:ascii="Courier New" w:cs="Courier New" w:eastAsia="Courier New" w:hAnsi="Courier New"/>
+                <w:sz w:val="18"/>
+                <w:szCs w:val="18"/>
+              </w:rPr>
+              <w:t xml:space="preserve"> </w:t>
             </w:r>
           </w:p>
           <w:p>
@@ -1932,33 +2640,33 @@
                 <w:sz w:val="18"/>
                 <w:szCs w:val="18"/>
               </w:rPr>
-              <w:t xml:space="preserve"># {'name': 'Alice', 'age': 30, 'employee_id': 'E001'}</w:t>
-            </w:r>
-          </w:p>
-          <w:p>
-            <w:pPr>
-              <w:spacing w:after="20"/>
-            </w:pPr>
-            <w:r>
-              <w:rPr>
-                <w:rFonts w:ascii="Courier New" w:cs="Courier New" w:eastAsia="Courier New" w:hAnsi="Courier New"/>
-                <w:sz w:val="18"/>
-                <w:szCs w:val="18"/>
-              </w:rPr>
-              <w:t xml:space="preserve"> </w:t>
-            </w:r>
-          </w:p>
-          <w:p>
-            <w:pPr>
-              <w:spacing w:after="20"/>
-            </w:pPr>
-            <w:r>
-              <w:rPr>
-                <w:rFonts w:ascii="Courier New" w:cs="Courier New" w:eastAsia="Courier New" w:hAnsi="Courier New"/>
-                <w:sz w:val="18"/>
-                <w:szCs w:val="18"/>
-              </w:rPr>
-              <w:t xml:space="preserve"># Vehicle example with multiple inheritance</w:t>
+              <w:t xml:space="preserve"> </w:t>
+            </w:r>
+          </w:p>
+          <w:p>
+            <w:pPr>
+              <w:spacing w:after="20"/>
+            </w:pPr>
+            <w:r>
+              <w:rPr>
+                <w:rFonts w:ascii="Courier New" w:cs="Courier New" w:eastAsia="Courier New" w:hAnsi="Courier New"/>
+                <w:sz w:val="18"/>
+                <w:szCs w:val="18"/>
+              </w:rPr>
+              <w:t xml:space="preserve"> </w:t>
+            </w:r>
+          </w:p>
+          <w:p>
+            <w:pPr>
+              <w:spacing w:after="20"/>
+            </w:pPr>
+            <w:r>
+              <w:rPr>
+                <w:rFonts w:ascii="Courier New" w:cs="Courier New" w:eastAsia="Courier New" w:hAnsi="Courier New"/>
+                <w:sz w:val="18"/>
+                <w:szCs w:val="18"/>
+              </w:rPr>
+              <w:t xml:space="preserve"> </w:t>
             </w:r>
           </w:p>
           <w:p>
@@ -2335,7 +3043,7 @@
                 <w:sz w:val="18"/>
                 <w:szCs w:val="18"/>
               </w:rPr>
-              <w:t xml:space="preserve"># Mixin with super() pattern</w:t>
+              <w:t xml:space="preserve"> </w:t>
             </w:r>
           </w:p>
           <w:p>
@@ -2582,46 +3290,46 @@
                 <w:sz w:val="18"/>
                 <w:szCs w:val="18"/>
               </w:rPr>
-              <w:t xml:space="preserve"># [LOG] Creating account for john</w:t>
-            </w:r>
-          </w:p>
-          <w:p>
-            <w:pPr>
-              <w:spacing w:after="20"/>
-            </w:pPr>
-            <w:r>
-              <w:rPr>
-                <w:rFonts w:ascii="Courier New" w:cs="Courier New" w:eastAsia="Courier New" w:hAnsi="Courier New"/>
-                <w:sz w:val="18"/>
-                <w:szCs w:val="18"/>
-              </w:rPr>
-              <w:t xml:space="preserve"># [DB] Saving to database...</w:t>
-            </w:r>
-          </w:p>
-          <w:p>
-            <w:pPr>
-              <w:spacing w:after="20"/>
-            </w:pPr>
-            <w:r>
-              <w:rPr>
-                <w:rFonts w:ascii="Courier New" w:cs="Courier New" w:eastAsia="Courier New" w:hAnsi="Courier New"/>
-                <w:sz w:val="18"/>
-                <w:szCs w:val="18"/>
-              </w:rPr>
-              <w:t xml:space="preserve"> </w:t>
-            </w:r>
-          </w:p>
-          <w:p>
-            <w:pPr>
-              <w:spacing w:after="20"/>
-            </w:pPr>
-            <w:r>
-              <w:rPr>
-                <w:rFonts w:ascii="Courier New" w:cs="Courier New" w:eastAsia="Courier New" w:hAnsi="Courier New"/>
-                <w:sz w:val="18"/>
-                <w:szCs w:val="18"/>
-              </w:rPr>
-              <w:t xml:space="preserve"># Diamond inheritance with super()</w:t>
+              <w:t xml:space="preserve"> </w:t>
+            </w:r>
+          </w:p>
+          <w:p>
+            <w:pPr>
+              <w:spacing w:after="20"/>
+            </w:pPr>
+            <w:r>
+              <w:rPr>
+                <w:rFonts w:ascii="Courier New" w:cs="Courier New" w:eastAsia="Courier New" w:hAnsi="Courier New"/>
+                <w:sz w:val="18"/>
+                <w:szCs w:val="18"/>
+              </w:rPr>
+              <w:t xml:space="preserve"> </w:t>
+            </w:r>
+          </w:p>
+          <w:p>
+            <w:pPr>
+              <w:spacing w:after="20"/>
+            </w:pPr>
+            <w:r>
+              <w:rPr>
+                <w:rFonts w:ascii="Courier New" w:cs="Courier New" w:eastAsia="Courier New" w:hAnsi="Courier New"/>
+                <w:sz w:val="18"/>
+                <w:szCs w:val="18"/>
+              </w:rPr>
+              <w:t xml:space="preserve"> </w:t>
+            </w:r>
+          </w:p>
+          <w:p>
+            <w:pPr>
+              <w:spacing w:after="20"/>
+            </w:pPr>
+            <w:r>
+              <w:rPr>
+                <w:rFonts w:ascii="Courier New" w:cs="Courier New" w:eastAsia="Courier New" w:hAnsi="Courier New"/>
+                <w:sz w:val="18"/>
+                <w:szCs w:val="18"/>
+              </w:rPr>
+              <w:t xml:space="preserve"> </w:t>
             </w:r>
           </w:p>
           <w:p>
@@ -2907,72 +3615,72 @@
                 <w:sz w:val="18"/>
                 <w:szCs w:val="18"/>
               </w:rPr>
-              <w:t xml:space="preserve"># D init</w:t>
-            </w:r>
-          </w:p>
-          <w:p>
-            <w:pPr>
-              <w:spacing w:after="20"/>
-            </w:pPr>
-            <w:r>
-              <w:rPr>
-                <w:rFonts w:ascii="Courier New" w:cs="Courier New" w:eastAsia="Courier New" w:hAnsi="Courier New"/>
-                <w:sz w:val="18"/>
-                <w:szCs w:val="18"/>
-              </w:rPr>
-              <w:t xml:space="preserve"># B init</w:t>
-            </w:r>
-          </w:p>
-          <w:p>
-            <w:pPr>
-              <w:spacing w:after="20"/>
-            </w:pPr>
-            <w:r>
-              <w:rPr>
-                <w:rFonts w:ascii="Courier New" w:cs="Courier New" w:eastAsia="Courier New" w:hAnsi="Courier New"/>
-                <w:sz w:val="18"/>
-                <w:szCs w:val="18"/>
-              </w:rPr>
-              <w:t xml:space="preserve"># C init</w:t>
-            </w:r>
-          </w:p>
-          <w:p>
-            <w:pPr>
-              <w:spacing w:after="20"/>
-            </w:pPr>
-            <w:r>
-              <w:rPr>
-                <w:rFonts w:ascii="Courier New" w:cs="Courier New" w:eastAsia="Courier New" w:hAnsi="Courier New"/>
-                <w:sz w:val="18"/>
-                <w:szCs w:val="18"/>
-              </w:rPr>
-              <w:t xml:space="preserve"># A init</w:t>
-            </w:r>
-          </w:p>
-          <w:p>
-            <w:pPr>
-              <w:spacing w:after="20"/>
-            </w:pPr>
-            <w:r>
-              <w:rPr>
-                <w:rFonts w:ascii="Courier New" w:cs="Courier New" w:eastAsia="Courier New" w:hAnsi="Courier New"/>
-                <w:sz w:val="18"/>
-                <w:szCs w:val="18"/>
-              </w:rPr>
-              <w:t xml:space="preserve"> </w:t>
-            </w:r>
-          </w:p>
-          <w:p>
-            <w:pPr>
-              <w:spacing w:after="20"/>
-            </w:pPr>
-            <w:r>
-              <w:rPr>
-                <w:rFonts w:ascii="Courier New" w:cs="Courier New" w:eastAsia="Courier New" w:hAnsi="Courier New"/>
-                <w:sz w:val="18"/>
-                <w:szCs w:val="18"/>
-              </w:rPr>
-              <w:t xml:space="preserve"># Checking MRO</w:t>
+              <w:t xml:space="preserve"> </w:t>
+            </w:r>
+          </w:p>
+          <w:p>
+            <w:pPr>
+              <w:spacing w:after="20"/>
+            </w:pPr>
+            <w:r>
+              <w:rPr>
+                <w:rFonts w:ascii="Courier New" w:cs="Courier New" w:eastAsia="Courier New" w:hAnsi="Courier New"/>
+                <w:sz w:val="18"/>
+                <w:szCs w:val="18"/>
+              </w:rPr>
+              <w:t xml:space="preserve"> </w:t>
+            </w:r>
+          </w:p>
+          <w:p>
+            <w:pPr>
+              <w:spacing w:after="20"/>
+            </w:pPr>
+            <w:r>
+              <w:rPr>
+                <w:rFonts w:ascii="Courier New" w:cs="Courier New" w:eastAsia="Courier New" w:hAnsi="Courier New"/>
+                <w:sz w:val="18"/>
+                <w:szCs w:val="18"/>
+              </w:rPr>
+              <w:t xml:space="preserve"> </w:t>
+            </w:r>
+          </w:p>
+          <w:p>
+            <w:pPr>
+              <w:spacing w:after="20"/>
+            </w:pPr>
+            <w:r>
+              <w:rPr>
+                <w:rFonts w:ascii="Courier New" w:cs="Courier New" w:eastAsia="Courier New" w:hAnsi="Courier New"/>
+                <w:sz w:val="18"/>
+                <w:szCs w:val="18"/>
+              </w:rPr>
+              <w:t xml:space="preserve"> </w:t>
+            </w:r>
+          </w:p>
+          <w:p>
+            <w:pPr>
+              <w:spacing w:after="20"/>
+            </w:pPr>
+            <w:r>
+              <w:rPr>
+                <w:rFonts w:ascii="Courier New" w:cs="Courier New" w:eastAsia="Courier New" w:hAnsi="Courier New"/>
+                <w:sz w:val="18"/>
+                <w:szCs w:val="18"/>
+              </w:rPr>
+              <w:t xml:space="preserve"> </w:t>
+            </w:r>
+          </w:p>
+          <w:p>
+            <w:pPr>
+              <w:spacing w:after="20"/>
+            </w:pPr>
+            <w:r>
+              <w:rPr>
+                <w:rFonts w:ascii="Courier New" w:cs="Courier New" w:eastAsia="Courier New" w:hAnsi="Courier New"/>
+                <w:sz w:val="18"/>
+                <w:szCs w:val="18"/>
+              </w:rPr>
+              <w:t xml:space="preserve"> </w:t>
             </w:r>
           </w:p>
           <w:p>
@@ -3011,7 +3719,7 @@
                 <w:sz w:val="18"/>
                 <w:szCs w:val="18"/>
               </w:rPr>
-              <w:t xml:space="preserve"># Stackable functionality with multiple inheritance</w:t>
+              <w:t xml:space="preserve"> </w:t>
             </w:r>
           </w:p>
           <w:p>
@@ -3297,7 +4005,7 @@
                 <w:sz w:val="18"/>
                 <w:szCs w:val="18"/>
               </w:rPr>
-              <w:t xml:space="preserve"># Permission mixins</w:t>
+              <w:t xml:space="preserve"> </w:t>
             </w:r>
           </w:p>
           <w:p>
@@ -3990,19 +4698,6 @@
                 <w:sz w:val="18"/>
                 <w:szCs w:val="18"/>
               </w:rPr>
-              <w:t xml:space="preserve"># Problem 1</w:t>
-            </w:r>
-          </w:p>
-          <w:p>
-            <w:pPr>
-              <w:spacing w:after="20"/>
-            </w:pPr>
-            <w:r>
-              <w:rPr>
-                <w:rFonts w:ascii="Courier New" w:cs="Courier New" w:eastAsia="Courier New" w:hAnsi="Courier New"/>
-                <w:sz w:val="18"/>
-                <w:szCs w:val="18"/>
-              </w:rPr>
               <w:t xml:space="preserve">class Reader:</w:t>
             </w:r>
           </w:p>
@@ -4224,7 +4919,7 @@
                 <w:sz w:val="18"/>
                 <w:szCs w:val="18"/>
               </w:rPr>
-              <w:t xml:space="preserve"># Problem 2</w:t>
+              <w:t xml:space="preserve"> </w:t>
             </w:r>
           </w:p>
           <w:p>
@@ -4588,7 +5283,7 @@
                 <w:sz w:val="18"/>
                 <w:szCs w:val="18"/>
               </w:rPr>
-              <w:t xml:space="preserve"># Problem 3</w:t>
+              <w:t xml:space="preserve"> </w:t>
             </w:r>
           </w:p>
           <w:p>

--- a/Coding 2 - year/Unit 2 - Object-Oriented Programming/Daily Lesson Plans/Word/Day 13.docx
+++ b/Coding 2 - year/Unit 2 - Object-Oriented Programming/Daily Lesson Plans/Word/Day 13.docx
@@ -380,7 +380,7 @@
                 <w:sz w:val="20"/>
                 <w:szCs w:val="20"/>
               </w:rPr>
-              <w:t xml:space="preserve">    What do you already know about how to use multiple inheritance and understand the Method Resolution Order (MRO) in Python?</w:t>
+              <w:t xml:space="preserve">    Have you ever used multiple inheritance before? Where might multiple inheritance be useful in a real program?</w:t>
             </w:r>
             <w:r>
               <w:rPr>
@@ -477,7 +477,7 @@
                 <w:sz w:val="20"/>
                 <w:szCs w:val="20"/>
               </w:rPr>
-              <w:t xml:space="preserve">Today's Goal: By the end of class you will be able to use multiple inheritance and understand the Method Resolution Order (MRO) in Python.</w:t>
+              <w:t xml:space="preserve">Today’s Goal: By the end of class you will be able to use multiple inheritance and understand the Method Resolution Order (MRO) in Python.</w:t>
             </w:r>
             <w:r>
               <w:rPr>
@@ -1225,7 +1225,7 @@
                 <w:sz w:val="20"/>
                 <w:szCs w:val="20"/>
               </w:rPr>
-              <w:t xml:space="preserve">Quick Check: Use multiple inheritance and understand the Method Resolution Order (MRO) in Python?</w:t>
+              <w:t xml:space="preserve">Write the key syntax or steps for using multiple inheritance. What's one mistake beginners commonly make?</w:t>
             </w:r>
             <w:r>
               <w:rPr>
